--- a/data/contract/lease/lease4.docx
+++ b/data/contract/lease/lease4.docx
@@ -1334,187 +1334,43 @@
           <w:szCs w:val="16"/>
           <w:shd w:val="clear" w:fill="FFFFFF"/>
         </w:rPr>
-        <w:t>　　在房屋租赁期间，以下费用由乙方支付：</w:t>
-      </w:r>
-    </w:p>
-    <w:p>
-      <w:pPr>
-        <w:pStyle w:val="2"/>
-        <w:keepNext w:val="0"/>
-        <w:keepLines w:val="0"/>
-        <w:widowControl/>
-        <w:suppressLineNumbers w:val="0"/>
-        <w:shd w:val="clear" w:fill="FFFFFF"/>
-        <w:spacing w:before="120" w:beforeAutospacing="0" w:line="302" w:lineRule="atLeast"/>
-        <w:ind w:left="0" w:firstLine="0"/>
-        <w:rPr>
-          <w:rFonts w:hint="eastAsia" w:ascii="宋体" w:hAnsi="宋体" w:eastAsia="宋体" w:cs="宋体"/>
-          <w:i w:val="0"/>
-          <w:iCs w:val="0"/>
-          <w:caps w:val="0"/>
-          <w:color w:val="000000"/>
-          <w:spacing w:val="0"/>
-          <w:sz w:val="16"/>
-          <w:szCs w:val="16"/>
-        </w:rPr>
-      </w:pPr>
-      <w:r>
-        <w:rPr>
-          <w:rFonts w:hint="eastAsia" w:ascii="宋体" w:hAnsi="宋体" w:eastAsia="宋体" w:cs="宋体"/>
-          <w:i w:val="0"/>
-          <w:iCs w:val="0"/>
-          <w:caps w:val="0"/>
-          <w:color w:val="000000"/>
-          <w:spacing w:val="0"/>
-          <w:sz w:val="16"/>
-          <w:szCs w:val="16"/>
-          <w:shd w:val="clear" w:fill="FFFFFF"/>
-        </w:rPr>
-        <w:t>　　1.水、电费;</w:t>
-      </w:r>
-    </w:p>
-    <w:p>
-      <w:pPr>
-        <w:pStyle w:val="2"/>
-        <w:keepNext w:val="0"/>
-        <w:keepLines w:val="0"/>
-        <w:widowControl/>
-        <w:suppressLineNumbers w:val="0"/>
-        <w:shd w:val="clear" w:fill="FFFFFF"/>
-        <w:spacing w:before="120" w:beforeAutospacing="0" w:line="302" w:lineRule="atLeast"/>
-        <w:ind w:left="0" w:firstLine="0"/>
-        <w:rPr>
-          <w:rFonts w:hint="eastAsia" w:ascii="宋体" w:hAnsi="宋体" w:eastAsia="宋体" w:cs="宋体"/>
-          <w:i w:val="0"/>
-          <w:iCs w:val="0"/>
-          <w:caps w:val="0"/>
-          <w:color w:val="000000"/>
-          <w:spacing w:val="0"/>
-          <w:sz w:val="16"/>
-          <w:szCs w:val="16"/>
-        </w:rPr>
-      </w:pPr>
-      <w:r>
-        <w:rPr>
-          <w:rFonts w:hint="eastAsia" w:ascii="宋体" w:hAnsi="宋体" w:eastAsia="宋体" w:cs="宋体"/>
-          <w:i w:val="0"/>
-          <w:iCs w:val="0"/>
-          <w:caps w:val="0"/>
-          <w:color w:val="000000"/>
-          <w:spacing w:val="0"/>
-          <w:sz w:val="16"/>
-          <w:szCs w:val="16"/>
-          <w:shd w:val="clear" w:fill="FFFFFF"/>
-        </w:rPr>
-        <w:t>　　2.煤气费;</w:t>
-      </w:r>
-    </w:p>
-    <w:p>
-      <w:pPr>
-        <w:pStyle w:val="2"/>
-        <w:keepNext w:val="0"/>
-        <w:keepLines w:val="0"/>
-        <w:widowControl/>
-        <w:suppressLineNumbers w:val="0"/>
-        <w:shd w:val="clear" w:fill="FFFFFF"/>
-        <w:spacing w:before="120" w:beforeAutospacing="0" w:line="302" w:lineRule="atLeast"/>
-        <w:ind w:left="0" w:firstLine="0"/>
-        <w:rPr>
-          <w:rFonts w:hint="eastAsia" w:ascii="宋体" w:hAnsi="宋体" w:eastAsia="宋体" w:cs="宋体"/>
-          <w:i w:val="0"/>
-          <w:iCs w:val="0"/>
-          <w:caps w:val="0"/>
-          <w:color w:val="000000"/>
-          <w:spacing w:val="0"/>
-          <w:sz w:val="16"/>
-          <w:szCs w:val="16"/>
-        </w:rPr>
-      </w:pPr>
-      <w:r>
-        <w:rPr>
-          <w:rFonts w:hint="eastAsia" w:ascii="宋体" w:hAnsi="宋体" w:eastAsia="宋体" w:cs="宋体"/>
-          <w:i w:val="0"/>
-          <w:iCs w:val="0"/>
-          <w:caps w:val="0"/>
-          <w:color w:val="000000"/>
-          <w:spacing w:val="0"/>
-          <w:sz w:val="16"/>
-          <w:szCs w:val="16"/>
-          <w:shd w:val="clear" w:fill="FFFFFF"/>
-        </w:rPr>
-        <w:t>　　以下费用由甲方支付：</w:t>
-      </w:r>
-    </w:p>
-    <w:p>
-      <w:pPr>
-        <w:pStyle w:val="2"/>
-        <w:keepNext w:val="0"/>
-        <w:keepLines w:val="0"/>
-        <w:widowControl/>
-        <w:suppressLineNumbers w:val="0"/>
-        <w:shd w:val="clear" w:fill="FFFFFF"/>
-        <w:spacing w:before="120" w:beforeAutospacing="0" w:line="302" w:lineRule="atLeast"/>
-        <w:ind w:left="0" w:firstLine="0"/>
-        <w:rPr>
-          <w:rFonts w:hint="eastAsia" w:ascii="宋体" w:hAnsi="宋体" w:eastAsia="宋体" w:cs="宋体"/>
-          <w:i w:val="0"/>
-          <w:iCs w:val="0"/>
-          <w:caps w:val="0"/>
-          <w:color w:val="000000"/>
-          <w:spacing w:val="0"/>
-          <w:sz w:val="16"/>
-          <w:szCs w:val="16"/>
-        </w:rPr>
-      </w:pPr>
-      <w:r>
-        <w:rPr>
-          <w:rFonts w:hint="eastAsia" w:ascii="宋体" w:hAnsi="宋体" w:eastAsia="宋体" w:cs="宋体"/>
-          <w:i w:val="0"/>
-          <w:iCs w:val="0"/>
-          <w:caps w:val="0"/>
-          <w:color w:val="000000"/>
-          <w:spacing w:val="0"/>
-          <w:sz w:val="16"/>
-          <w:szCs w:val="16"/>
-          <w:shd w:val="clear" w:fill="FFFFFF"/>
-        </w:rPr>
-        <w:t>　　1.供暖费;</w:t>
-      </w:r>
-    </w:p>
-    <w:p>
-      <w:pPr>
-        <w:pStyle w:val="2"/>
-        <w:keepNext w:val="0"/>
-        <w:keepLines w:val="0"/>
-        <w:widowControl/>
-        <w:suppressLineNumbers w:val="0"/>
-        <w:shd w:val="clear" w:fill="FFFFFF"/>
-        <w:spacing w:before="120" w:beforeAutospacing="0" w:line="302" w:lineRule="atLeast"/>
-        <w:ind w:left="0" w:firstLine="0"/>
-        <w:rPr>
-          <w:rFonts w:hint="eastAsia" w:ascii="宋体" w:hAnsi="宋体" w:eastAsia="宋体" w:cs="宋体"/>
-          <w:i w:val="0"/>
-          <w:iCs w:val="0"/>
-          <w:caps w:val="0"/>
-          <w:color w:val="000000"/>
-          <w:spacing w:val="0"/>
-          <w:sz w:val="16"/>
-          <w:szCs w:val="16"/>
-        </w:rPr>
-      </w:pPr>
-      <w:r>
-        <w:rPr>
-          <w:rFonts w:hint="eastAsia" w:ascii="宋体" w:hAnsi="宋体" w:eastAsia="宋体" w:cs="宋体"/>
-          <w:i w:val="0"/>
-          <w:iCs w:val="0"/>
-          <w:caps w:val="0"/>
-          <w:color w:val="000000"/>
-          <w:spacing w:val="0"/>
-          <w:sz w:val="16"/>
-          <w:szCs w:val="16"/>
-          <w:shd w:val="clear" w:fill="FFFFFF"/>
-        </w:rPr>
-        <w:t>　　2.物业管理费;</w:t>
+        <w:t>　　在房屋租赁期间，以下费用由乙方支付：水、电费;.煤气费;</w:t>
+      </w:r>
+    </w:p>
+    <w:p>
+      <w:pPr>
+        <w:pStyle w:val="2"/>
+        <w:keepNext w:val="0"/>
+        <w:keepLines w:val="0"/>
+        <w:widowControl/>
+        <w:suppressLineNumbers w:val="0"/>
+        <w:shd w:val="clear" w:fill="FFFFFF"/>
+        <w:spacing w:before="120" w:beforeAutospacing="0" w:line="302" w:lineRule="atLeast"/>
+        <w:ind w:left="0" w:firstLine="0"/>
+        <w:rPr>
+          <w:rFonts w:hint="eastAsia" w:ascii="宋体" w:hAnsi="宋体" w:eastAsia="宋体" w:cs="宋体"/>
+          <w:i w:val="0"/>
+          <w:iCs w:val="0"/>
+          <w:caps w:val="0"/>
+          <w:color w:val="000000"/>
+          <w:spacing w:val="0"/>
+          <w:sz w:val="16"/>
+          <w:szCs w:val="16"/>
+        </w:rPr>
+      </w:pPr>
+      <w:r>
+        <w:rPr>
+          <w:rFonts w:hint="eastAsia" w:ascii="宋体" w:hAnsi="宋体" w:eastAsia="宋体" w:cs="宋体"/>
+          <w:i w:val="0"/>
+          <w:iCs w:val="0"/>
+          <w:caps w:val="0"/>
+          <w:color w:val="000000"/>
+          <w:spacing w:val="0"/>
+          <w:sz w:val="16"/>
+          <w:szCs w:val="16"/>
+          <w:shd w:val="clear" w:fill="FFFFFF"/>
+        </w:rPr>
+        <w:t>　　以下费用由甲方支付：供暖费;物业管理费;</w:t>
       </w:r>
     </w:p>
     <w:p>
@@ -1997,6 +1853,7 @@
           <w:spacing w:val="0"/>
           <w:sz w:val="16"/>
           <w:szCs w:val="16"/>
+          <w:lang w:val="en-US" w:eastAsia="zh-CN"/>
         </w:rPr>
       </w:pPr>
       <w:r>
@@ -2013,42 +1870,56 @@
         </w:rPr>
         <w:t>　　(一)出租方为已提供物品如下：</w:t>
       </w:r>
-    </w:p>
-    <w:p>
-      <w:pPr>
-        <w:pStyle w:val="2"/>
-        <w:keepNext w:val="0"/>
-        <w:keepLines w:val="0"/>
-        <w:widowControl/>
-        <w:suppressLineNumbers w:val="0"/>
-        <w:shd w:val="clear" w:fill="FFFFFF"/>
-        <w:spacing w:before="120" w:beforeAutospacing="0" w:line="302" w:lineRule="atLeast"/>
-        <w:ind w:left="0" w:firstLine="0"/>
-        <w:rPr>
-          <w:rFonts w:hint="eastAsia" w:ascii="宋体" w:hAnsi="宋体" w:eastAsia="宋体" w:cs="宋体"/>
-          <w:i w:val="0"/>
-          <w:iCs w:val="0"/>
-          <w:caps w:val="0"/>
-          <w:color w:val="000000"/>
-          <w:spacing w:val="0"/>
-          <w:sz w:val="16"/>
-          <w:szCs w:val="16"/>
+      <w:r>
+        <w:rPr>
+          <w:rFonts w:hint="eastAsia" w:ascii="宋体" w:hAnsi="宋体" w:eastAsia="宋体" w:cs="宋体"/>
+          <w:i w:val="0"/>
+          <w:iCs w:val="0"/>
+          <w:caps w:val="0"/>
+          <w:color w:val="000000"/>
+          <w:spacing w:val="0"/>
+          <w:sz w:val="16"/>
+          <w:szCs w:val="16"/>
+          <w:shd w:val="clear" w:fill="FFFFFF"/>
           <w:lang w:val="en-US" w:eastAsia="zh-CN"/>
         </w:rPr>
-      </w:pPr>
-      <w:r>
-        <w:rPr>
-          <w:rFonts w:hint="eastAsia" w:ascii="宋体" w:hAnsi="宋体" w:eastAsia="宋体" w:cs="宋体"/>
-          <w:i w:val="0"/>
-          <w:iCs w:val="0"/>
-          <w:caps w:val="0"/>
-          <w:color w:val="000000"/>
-          <w:spacing w:val="0"/>
-          <w:sz w:val="16"/>
-          <w:szCs w:val="16"/>
-          <w:shd w:val="clear" w:fill="FFFFFF"/>
-        </w:rPr>
-        <w:t>　　(1)</w:t>
+        <w:t>电冰箱、空调、电视机、灶台。</w:t>
+      </w:r>
+    </w:p>
+    <w:p>
+      <w:pPr>
+        <w:pStyle w:val="2"/>
+        <w:keepNext w:val="0"/>
+        <w:keepLines w:val="0"/>
+        <w:widowControl/>
+        <w:suppressLineNumbers w:val="0"/>
+        <w:shd w:val="clear" w:fill="FFFFFF"/>
+        <w:spacing w:before="120" w:beforeAutospacing="0" w:line="302" w:lineRule="atLeast"/>
+        <w:ind w:left="0" w:firstLine="0"/>
+        <w:rPr>
+          <w:rFonts w:hint="eastAsia" w:ascii="宋体" w:hAnsi="宋体" w:eastAsia="宋体" w:cs="宋体"/>
+          <w:i w:val="0"/>
+          <w:iCs w:val="0"/>
+          <w:caps w:val="0"/>
+          <w:color w:val="000000"/>
+          <w:spacing w:val="0"/>
+          <w:sz w:val="16"/>
+          <w:szCs w:val="16"/>
+        </w:rPr>
+      </w:pPr>
+      <w:r>
+        <w:rPr>
+          <w:rFonts w:hint="eastAsia" w:ascii="宋体" w:hAnsi="宋体" w:eastAsia="宋体" w:cs="宋体"/>
+          <w:i w:val="0"/>
+          <w:iCs w:val="0"/>
+          <w:caps w:val="0"/>
+          <w:color w:val="000000"/>
+          <w:spacing w:val="0"/>
+          <w:sz w:val="16"/>
+          <w:szCs w:val="16"/>
+          <w:shd w:val="clear" w:fill="FFFFFF"/>
+        </w:rPr>
+        <w:t>　　(二)当前的水、电等表状况：水表现为：</w:t>
       </w:r>
       <w:r>
         <w:rPr>
@@ -2063,44 +1934,50 @@
           <w:shd w:val="clear" w:fill="FFFFFF"/>
           <w:lang w:val="en-US" w:eastAsia="zh-CN"/>
         </w:rPr>
-        <w:t>电冰箱</w:t>
-      </w:r>
-    </w:p>
-    <w:p>
-      <w:pPr>
-        <w:pStyle w:val="2"/>
-        <w:keepNext w:val="0"/>
-        <w:keepLines w:val="0"/>
-        <w:widowControl/>
-        <w:suppressLineNumbers w:val="0"/>
-        <w:shd w:val="clear" w:fill="FFFFFF"/>
-        <w:spacing w:before="120" w:beforeAutospacing="0" w:line="302" w:lineRule="atLeast"/>
-        <w:ind w:left="0" w:firstLine="0"/>
-        <w:rPr>
-          <w:rFonts w:hint="eastAsia" w:ascii="宋体" w:hAnsi="宋体" w:eastAsia="宋体" w:cs="宋体"/>
-          <w:i w:val="0"/>
-          <w:iCs w:val="0"/>
-          <w:caps w:val="0"/>
-          <w:color w:val="000000"/>
-          <w:spacing w:val="0"/>
-          <w:sz w:val="16"/>
-          <w:szCs w:val="16"/>
+        <w:t>6</w:t>
+      </w:r>
+      <w:r>
+        <w:rPr>
+          <w:rFonts w:hint="eastAsia" w:ascii="宋体" w:hAnsi="宋体" w:eastAsia="宋体" w:cs="宋体"/>
+          <w:i w:val="0"/>
+          <w:iCs w:val="0"/>
+          <w:caps w:val="0"/>
+          <w:color w:val="000000"/>
+          <w:spacing w:val="0"/>
+          <w:sz w:val="16"/>
+          <w:szCs w:val="16"/>
+          <w:shd w:val="clear" w:fill="FFFFFF"/>
+        </w:rPr>
+        <w:t>度;电表现为：</w:t>
+      </w:r>
+      <w:r>
+        <w:rPr>
+          <w:rFonts w:hint="eastAsia" w:ascii="宋体" w:hAnsi="宋体" w:eastAsia="宋体" w:cs="宋体"/>
+          <w:i w:val="0"/>
+          <w:iCs w:val="0"/>
+          <w:caps w:val="0"/>
+          <w:color w:val="000000"/>
+          <w:spacing w:val="0"/>
+          <w:sz w:val="16"/>
+          <w:szCs w:val="16"/>
+          <w:shd w:val="clear" w:fill="FFFFFF"/>
           <w:lang w:val="en-US" w:eastAsia="zh-CN"/>
         </w:rPr>
-      </w:pPr>
-      <w:r>
-        <w:rPr>
-          <w:rFonts w:hint="eastAsia" w:ascii="宋体" w:hAnsi="宋体" w:eastAsia="宋体" w:cs="宋体"/>
-          <w:i w:val="0"/>
-          <w:iCs w:val="0"/>
-          <w:caps w:val="0"/>
-          <w:color w:val="000000"/>
-          <w:spacing w:val="0"/>
-          <w:sz w:val="16"/>
-          <w:szCs w:val="16"/>
-          <w:shd w:val="clear" w:fill="FFFFFF"/>
-        </w:rPr>
-        <w:t>　　(2)</w:t>
+        <w:t>1</w:t>
+      </w:r>
+      <w:r>
+        <w:rPr>
+          <w:rFonts w:hint="eastAsia" w:ascii="宋体" w:hAnsi="宋体" w:eastAsia="宋体" w:cs="宋体"/>
+          <w:i w:val="0"/>
+          <w:iCs w:val="0"/>
+          <w:caps w:val="0"/>
+          <w:color w:val="000000"/>
+          <w:spacing w:val="0"/>
+          <w:sz w:val="16"/>
+          <w:szCs w:val="16"/>
+          <w:shd w:val="clear" w:fill="FFFFFF"/>
+        </w:rPr>
+        <w:t>度;(煤气表现为：</w:t>
       </w:r>
       <w:r>
         <w:rPr>
@@ -2115,417 +1992,168 @@
           <w:shd w:val="clear" w:fill="FFFFFF"/>
           <w:lang w:val="en-US" w:eastAsia="zh-CN"/>
         </w:rPr>
-        <w:t>空调</w:t>
-      </w:r>
-    </w:p>
-    <w:p>
-      <w:pPr>
-        <w:pStyle w:val="2"/>
-        <w:keepNext w:val="0"/>
-        <w:keepLines w:val="0"/>
-        <w:widowControl/>
-        <w:suppressLineNumbers w:val="0"/>
-        <w:shd w:val="clear" w:fill="FFFFFF"/>
-        <w:spacing w:before="120" w:beforeAutospacing="0" w:line="302" w:lineRule="atLeast"/>
-        <w:ind w:left="0" w:firstLine="0"/>
-        <w:rPr>
-          <w:rFonts w:hint="eastAsia" w:ascii="宋体" w:hAnsi="宋体" w:eastAsia="宋体" w:cs="宋体"/>
-          <w:i w:val="0"/>
-          <w:iCs w:val="0"/>
-          <w:caps w:val="0"/>
-          <w:color w:val="000000"/>
-          <w:spacing w:val="0"/>
-          <w:sz w:val="16"/>
-          <w:szCs w:val="16"/>
-          <w:lang w:val="en-US" w:eastAsia="zh-CN"/>
-        </w:rPr>
-      </w:pPr>
-      <w:r>
-        <w:rPr>
-          <w:rFonts w:hint="eastAsia" w:ascii="宋体" w:hAnsi="宋体" w:eastAsia="宋体" w:cs="宋体"/>
-          <w:i w:val="0"/>
-          <w:iCs w:val="0"/>
-          <w:caps w:val="0"/>
-          <w:color w:val="000000"/>
-          <w:spacing w:val="0"/>
-          <w:sz w:val="16"/>
-          <w:szCs w:val="16"/>
-          <w:shd w:val="clear" w:fill="FFFFFF"/>
-        </w:rPr>
-        <w:t>　　(3)</w:t>
-      </w:r>
-      <w:r>
-        <w:rPr>
-          <w:rFonts w:hint="eastAsia" w:ascii="宋体" w:hAnsi="宋体" w:eastAsia="宋体" w:cs="宋体"/>
-          <w:i w:val="0"/>
-          <w:iCs w:val="0"/>
-          <w:caps w:val="0"/>
-          <w:color w:val="000000"/>
-          <w:spacing w:val="0"/>
-          <w:sz w:val="16"/>
-          <w:szCs w:val="16"/>
-          <w:shd w:val="clear" w:fill="FFFFFF"/>
-          <w:lang w:val="en-US" w:eastAsia="zh-CN"/>
-        </w:rPr>
-        <w:t>电视机</w:t>
-      </w:r>
-    </w:p>
-    <w:p>
-      <w:pPr>
-        <w:pStyle w:val="2"/>
-        <w:keepNext w:val="0"/>
-        <w:keepLines w:val="0"/>
-        <w:widowControl/>
-        <w:suppressLineNumbers w:val="0"/>
-        <w:shd w:val="clear" w:fill="FFFFFF"/>
-        <w:spacing w:before="120" w:beforeAutospacing="0" w:line="302" w:lineRule="atLeast"/>
-        <w:ind w:left="0" w:firstLine="0"/>
-        <w:rPr>
-          <w:rFonts w:hint="eastAsia" w:ascii="宋体" w:hAnsi="宋体" w:eastAsia="宋体" w:cs="宋体"/>
-          <w:i w:val="0"/>
-          <w:iCs w:val="0"/>
-          <w:caps w:val="0"/>
-          <w:color w:val="000000"/>
-          <w:spacing w:val="0"/>
-          <w:sz w:val="16"/>
-          <w:szCs w:val="16"/>
-          <w:lang w:val="en-US" w:eastAsia="zh-CN"/>
-        </w:rPr>
-      </w:pPr>
-      <w:r>
-        <w:rPr>
-          <w:rFonts w:hint="eastAsia" w:ascii="宋体" w:hAnsi="宋体" w:eastAsia="宋体" w:cs="宋体"/>
-          <w:i w:val="0"/>
-          <w:iCs w:val="0"/>
-          <w:caps w:val="0"/>
-          <w:color w:val="000000"/>
-          <w:spacing w:val="0"/>
-          <w:sz w:val="16"/>
-          <w:szCs w:val="16"/>
-          <w:shd w:val="clear" w:fill="FFFFFF"/>
-        </w:rPr>
-        <w:t>　　(4)</w:t>
-      </w:r>
-      <w:r>
-        <w:rPr>
-          <w:rFonts w:hint="eastAsia" w:ascii="宋体" w:hAnsi="宋体" w:eastAsia="宋体" w:cs="宋体"/>
-          <w:i w:val="0"/>
-          <w:iCs w:val="0"/>
-          <w:caps w:val="0"/>
-          <w:color w:val="000000"/>
-          <w:spacing w:val="0"/>
-          <w:sz w:val="16"/>
-          <w:szCs w:val="16"/>
-          <w:shd w:val="clear" w:fill="FFFFFF"/>
-          <w:lang w:val="en-US" w:eastAsia="zh-CN"/>
-        </w:rPr>
-        <w:t>灶台</w:t>
-      </w:r>
-    </w:p>
-    <w:p>
-      <w:pPr>
-        <w:pStyle w:val="2"/>
-        <w:keepNext w:val="0"/>
-        <w:keepLines w:val="0"/>
-        <w:widowControl/>
-        <w:suppressLineNumbers w:val="0"/>
-        <w:shd w:val="clear" w:fill="FFFFFF"/>
-        <w:spacing w:before="120" w:beforeAutospacing="0" w:line="302" w:lineRule="atLeast"/>
-        <w:ind w:left="0" w:firstLine="0"/>
-        <w:rPr>
-          <w:rFonts w:hint="eastAsia" w:ascii="宋体" w:hAnsi="宋体" w:eastAsia="宋体" w:cs="宋体"/>
-          <w:i w:val="0"/>
-          <w:iCs w:val="0"/>
-          <w:caps w:val="0"/>
-          <w:color w:val="000000"/>
-          <w:spacing w:val="0"/>
-          <w:sz w:val="16"/>
-          <w:szCs w:val="16"/>
-        </w:rPr>
-      </w:pPr>
-      <w:r>
-        <w:rPr>
-          <w:rFonts w:hint="eastAsia" w:ascii="宋体" w:hAnsi="宋体" w:eastAsia="宋体" w:cs="宋体"/>
-          <w:i w:val="0"/>
-          <w:iCs w:val="0"/>
-          <w:caps w:val="0"/>
-          <w:color w:val="000000"/>
-          <w:spacing w:val="0"/>
-          <w:sz w:val="16"/>
-          <w:szCs w:val="16"/>
-          <w:shd w:val="clear" w:fill="FFFFFF"/>
-        </w:rPr>
-        <w:t>　　(二)当前的水、电等表状况：</w:t>
-      </w:r>
-    </w:p>
-    <w:p>
-      <w:pPr>
-        <w:pStyle w:val="2"/>
-        <w:keepNext w:val="0"/>
-        <w:keepLines w:val="0"/>
-        <w:widowControl/>
-        <w:suppressLineNumbers w:val="0"/>
-        <w:shd w:val="clear" w:fill="FFFFFF"/>
-        <w:spacing w:before="120" w:beforeAutospacing="0" w:line="302" w:lineRule="atLeast"/>
-        <w:ind w:left="0" w:firstLine="0"/>
-        <w:rPr>
-          <w:rFonts w:hint="eastAsia" w:ascii="宋体" w:hAnsi="宋体" w:eastAsia="宋体" w:cs="宋体"/>
-          <w:i w:val="0"/>
-          <w:iCs w:val="0"/>
-          <w:caps w:val="0"/>
-          <w:color w:val="000000"/>
-          <w:spacing w:val="0"/>
-          <w:sz w:val="16"/>
-          <w:szCs w:val="16"/>
-        </w:rPr>
-      </w:pPr>
-      <w:r>
-        <w:rPr>
-          <w:rFonts w:hint="eastAsia" w:ascii="宋体" w:hAnsi="宋体" w:eastAsia="宋体" w:cs="宋体"/>
-          <w:i w:val="0"/>
-          <w:iCs w:val="0"/>
-          <w:caps w:val="0"/>
-          <w:color w:val="000000"/>
-          <w:spacing w:val="0"/>
-          <w:sz w:val="16"/>
-          <w:szCs w:val="16"/>
-          <w:shd w:val="clear" w:fill="FFFFFF"/>
-        </w:rPr>
-        <w:t>　　(1)水表现为：</w:t>
-      </w:r>
-      <w:r>
-        <w:rPr>
-          <w:rFonts w:hint="eastAsia" w:ascii="宋体" w:hAnsi="宋体" w:eastAsia="宋体" w:cs="宋体"/>
-          <w:i w:val="0"/>
-          <w:iCs w:val="0"/>
-          <w:caps w:val="0"/>
-          <w:color w:val="000000"/>
-          <w:spacing w:val="0"/>
-          <w:sz w:val="16"/>
-          <w:szCs w:val="16"/>
-          <w:shd w:val="clear" w:fill="FFFFFF"/>
-          <w:lang w:val="en-US" w:eastAsia="zh-CN"/>
-        </w:rPr>
-        <w:t>6</w:t>
-      </w:r>
-      <w:r>
-        <w:rPr>
-          <w:rFonts w:hint="eastAsia" w:ascii="宋体" w:hAnsi="宋体" w:eastAsia="宋体" w:cs="宋体"/>
-          <w:i w:val="0"/>
-          <w:iCs w:val="0"/>
-          <w:caps w:val="0"/>
-          <w:color w:val="000000"/>
-          <w:spacing w:val="0"/>
-          <w:sz w:val="16"/>
-          <w:szCs w:val="16"/>
-          <w:shd w:val="clear" w:fill="FFFFFF"/>
-        </w:rPr>
-        <w:t xml:space="preserve"> 度;(2)电表现为：</w:t>
-      </w:r>
-      <w:r>
-        <w:rPr>
-          <w:rFonts w:hint="eastAsia" w:ascii="宋体" w:hAnsi="宋体" w:eastAsia="宋体" w:cs="宋体"/>
-          <w:i w:val="0"/>
-          <w:iCs w:val="0"/>
-          <w:caps w:val="0"/>
-          <w:color w:val="000000"/>
-          <w:spacing w:val="0"/>
-          <w:sz w:val="16"/>
-          <w:szCs w:val="16"/>
-          <w:shd w:val="clear" w:fill="FFFFFF"/>
-          <w:lang w:val="en-US" w:eastAsia="zh-CN"/>
-        </w:rPr>
-        <w:t>1</w:t>
-      </w:r>
-      <w:r>
-        <w:rPr>
-          <w:rFonts w:hint="eastAsia" w:ascii="宋体" w:hAnsi="宋体" w:eastAsia="宋体" w:cs="宋体"/>
-          <w:i w:val="0"/>
-          <w:iCs w:val="0"/>
-          <w:caps w:val="0"/>
-          <w:color w:val="000000"/>
-          <w:spacing w:val="0"/>
-          <w:sz w:val="16"/>
-          <w:szCs w:val="16"/>
-          <w:shd w:val="clear" w:fill="FFFFFF"/>
-        </w:rPr>
-        <w:t xml:space="preserve"> 度;(3)煤气表现为：</w:t>
-      </w:r>
-      <w:r>
-        <w:rPr>
-          <w:rFonts w:hint="eastAsia" w:ascii="宋体" w:hAnsi="宋体" w:eastAsia="宋体" w:cs="宋体"/>
-          <w:i w:val="0"/>
-          <w:iCs w:val="0"/>
-          <w:caps w:val="0"/>
-          <w:color w:val="000000"/>
-          <w:spacing w:val="0"/>
-          <w:sz w:val="16"/>
-          <w:szCs w:val="16"/>
-          <w:shd w:val="clear" w:fill="FFFFFF"/>
-          <w:lang w:val="en-US" w:eastAsia="zh-CN"/>
-        </w:rPr>
         <w:t>2</w:t>
-      </w:r>
-      <w:r>
-        <w:rPr>
-          <w:rFonts w:hint="eastAsia" w:ascii="宋体" w:hAnsi="宋体" w:eastAsia="宋体" w:cs="宋体"/>
-          <w:i w:val="0"/>
-          <w:iCs w:val="0"/>
-          <w:caps w:val="0"/>
-          <w:color w:val="000000"/>
-          <w:spacing w:val="0"/>
-          <w:sz w:val="16"/>
-          <w:szCs w:val="16"/>
-          <w:shd w:val="clear" w:fill="FFFFFF"/>
-        </w:rPr>
-        <w:t xml:space="preserve"> 度。</w:t>
-      </w:r>
-    </w:p>
-    <w:p>
-      <w:pPr>
-        <w:pStyle w:val="2"/>
-        <w:keepNext w:val="0"/>
-        <w:keepLines w:val="0"/>
-        <w:widowControl/>
-        <w:suppressLineNumbers w:val="0"/>
-        <w:shd w:val="clear" w:fill="FFFFFF"/>
-        <w:spacing w:before="120" w:beforeAutospacing="0" w:line="302" w:lineRule="atLeast"/>
-        <w:ind w:left="0" w:firstLine="0"/>
-        <w:rPr>
-          <w:rFonts w:hint="eastAsia" w:ascii="宋体" w:hAnsi="宋体" w:eastAsia="宋体" w:cs="宋体"/>
-          <w:i w:val="0"/>
-          <w:iCs w:val="0"/>
-          <w:caps w:val="0"/>
-          <w:color w:val="000000"/>
-          <w:spacing w:val="0"/>
-          <w:sz w:val="16"/>
-          <w:szCs w:val="16"/>
-        </w:rPr>
-      </w:pPr>
-      <w:r>
-        <w:rPr>
-          <w:rFonts w:hint="eastAsia" w:ascii="宋体" w:hAnsi="宋体" w:eastAsia="宋体" w:cs="宋体"/>
-          <w:i w:val="0"/>
-          <w:iCs w:val="0"/>
-          <w:caps w:val="0"/>
-          <w:color w:val="000000"/>
-          <w:spacing w:val="0"/>
-          <w:sz w:val="16"/>
-          <w:szCs w:val="16"/>
-          <w:shd w:val="clear" w:fill="FFFFFF"/>
-        </w:rPr>
-        <w:t>　　第十七条 本合同在履行中发生争议，由甲、乙双方协商解决。协商不成时，甲、乙双方可向人民法院。</w:t>
-      </w:r>
-    </w:p>
-    <w:p>
-      <w:pPr>
-        <w:pStyle w:val="2"/>
-        <w:keepNext w:val="0"/>
-        <w:keepLines w:val="0"/>
-        <w:widowControl/>
-        <w:suppressLineNumbers w:val="0"/>
-        <w:shd w:val="clear" w:fill="FFFFFF"/>
-        <w:spacing w:before="120" w:beforeAutospacing="0" w:line="302" w:lineRule="atLeast"/>
-        <w:ind w:left="0" w:firstLine="0"/>
-        <w:rPr>
-          <w:rFonts w:hint="eastAsia" w:ascii="宋体" w:hAnsi="宋体" w:eastAsia="宋体" w:cs="宋体"/>
-          <w:i w:val="0"/>
-          <w:iCs w:val="0"/>
-          <w:caps w:val="0"/>
-          <w:color w:val="000000"/>
-          <w:spacing w:val="0"/>
-          <w:sz w:val="16"/>
-          <w:szCs w:val="16"/>
-        </w:rPr>
-      </w:pPr>
-      <w:r>
-        <w:rPr>
-          <w:rFonts w:hint="eastAsia" w:ascii="宋体" w:hAnsi="宋体" w:eastAsia="宋体" w:cs="宋体"/>
-          <w:i w:val="0"/>
-          <w:iCs w:val="0"/>
-          <w:caps w:val="0"/>
-          <w:color w:val="000000"/>
-          <w:spacing w:val="0"/>
-          <w:sz w:val="16"/>
-          <w:szCs w:val="16"/>
-          <w:shd w:val="clear" w:fill="FFFFFF"/>
-        </w:rPr>
-        <w:t>　　第十八条 本合同自甲、乙双方签字之日起生效，一式两份，甲、乙双方各执一份，具有同等效力。</w:t>
-      </w:r>
-    </w:p>
-    <w:p>
-      <w:pPr>
-        <w:pStyle w:val="2"/>
-        <w:keepNext w:val="0"/>
-        <w:keepLines w:val="0"/>
-        <w:widowControl/>
-        <w:suppressLineNumbers w:val="0"/>
-        <w:shd w:val="clear" w:fill="FFFFFF"/>
-        <w:spacing w:before="120" w:beforeAutospacing="0" w:line="302" w:lineRule="atLeast"/>
-        <w:ind w:left="0" w:firstLine="0"/>
-        <w:rPr>
-          <w:rFonts w:hint="eastAsia" w:ascii="宋体" w:hAnsi="宋体" w:eastAsia="宋体" w:cs="宋体"/>
-          <w:i w:val="0"/>
-          <w:iCs w:val="0"/>
-          <w:caps w:val="0"/>
-          <w:color w:val="000000"/>
-          <w:spacing w:val="0"/>
-          <w:sz w:val="16"/>
-          <w:szCs w:val="16"/>
-        </w:rPr>
-      </w:pPr>
-      <w:r>
-        <w:rPr>
-          <w:rFonts w:hint="eastAsia" w:ascii="宋体" w:hAnsi="宋体" w:eastAsia="宋体" w:cs="宋体"/>
-          <w:i w:val="0"/>
-          <w:iCs w:val="0"/>
-          <w:caps w:val="0"/>
-          <w:color w:val="000000"/>
-          <w:spacing w:val="0"/>
-          <w:sz w:val="16"/>
-          <w:szCs w:val="16"/>
-          <w:shd w:val="clear" w:fill="FFFFFF"/>
-        </w:rPr>
-        <w:t>　　甲方(签章)：_____ 乙方(签章)：_____</w:t>
-      </w:r>
-    </w:p>
-    <w:p>
-      <w:pPr>
-        <w:pStyle w:val="2"/>
-        <w:keepNext w:val="0"/>
-        <w:keepLines w:val="0"/>
-        <w:widowControl/>
-        <w:suppressLineNumbers w:val="0"/>
-        <w:shd w:val="clear" w:fill="FFFFFF"/>
-        <w:spacing w:before="120" w:beforeAutospacing="0" w:line="302" w:lineRule="atLeast"/>
-        <w:ind w:left="0" w:firstLine="0"/>
-        <w:rPr>
-          <w:rFonts w:hint="eastAsia" w:ascii="宋体" w:hAnsi="宋体" w:eastAsia="宋体" w:cs="宋体"/>
-          <w:i w:val="0"/>
-          <w:iCs w:val="0"/>
-          <w:caps w:val="0"/>
-          <w:color w:val="000000"/>
-          <w:spacing w:val="0"/>
-          <w:sz w:val="16"/>
-          <w:szCs w:val="16"/>
-        </w:rPr>
-      </w:pPr>
-      <w:r>
-        <w:rPr>
-          <w:rFonts w:hint="eastAsia" w:ascii="宋体" w:hAnsi="宋体" w:eastAsia="宋体" w:cs="宋体"/>
-          <w:i w:val="0"/>
-          <w:iCs w:val="0"/>
-          <w:caps w:val="0"/>
-          <w:color w:val="000000"/>
-          <w:spacing w:val="0"/>
-          <w:sz w:val="16"/>
-          <w:szCs w:val="16"/>
-          <w:shd w:val="clear" w:fill="FFFFFF"/>
-        </w:rPr>
-        <w:t>　　电话： 电话：</w:t>
       </w:r>
       <w:bookmarkStart w:id="0" w:name="_GoBack"/>
       <w:bookmarkEnd w:id="0"/>
+      <w:r>
+        <w:rPr>
+          <w:rFonts w:hint="eastAsia" w:ascii="宋体" w:hAnsi="宋体" w:eastAsia="宋体" w:cs="宋体"/>
+          <w:i w:val="0"/>
+          <w:iCs w:val="0"/>
+          <w:caps w:val="0"/>
+          <w:color w:val="000000"/>
+          <w:spacing w:val="0"/>
+          <w:sz w:val="16"/>
+          <w:szCs w:val="16"/>
+          <w:shd w:val="clear" w:fill="FFFFFF"/>
+        </w:rPr>
+        <w:t>度。</w:t>
+      </w:r>
+    </w:p>
+    <w:p>
+      <w:pPr>
+        <w:pStyle w:val="2"/>
+        <w:keepNext w:val="0"/>
+        <w:keepLines w:val="0"/>
+        <w:widowControl/>
+        <w:suppressLineNumbers w:val="0"/>
+        <w:shd w:val="clear" w:fill="FFFFFF"/>
+        <w:spacing w:before="120" w:beforeAutospacing="0" w:line="302" w:lineRule="atLeast"/>
+        <w:ind w:left="0" w:firstLine="0"/>
+        <w:rPr>
+          <w:rFonts w:hint="eastAsia" w:ascii="宋体" w:hAnsi="宋体" w:eastAsia="宋体" w:cs="宋体"/>
+          <w:i w:val="0"/>
+          <w:iCs w:val="0"/>
+          <w:caps w:val="0"/>
+          <w:color w:val="000000"/>
+          <w:spacing w:val="0"/>
+          <w:sz w:val="16"/>
+          <w:szCs w:val="16"/>
+        </w:rPr>
+      </w:pPr>
+      <w:r>
+        <w:rPr>
+          <w:rFonts w:hint="eastAsia" w:ascii="宋体" w:hAnsi="宋体" w:eastAsia="宋体" w:cs="宋体"/>
+          <w:i w:val="0"/>
+          <w:iCs w:val="0"/>
+          <w:caps w:val="0"/>
+          <w:color w:val="000000"/>
+          <w:spacing w:val="0"/>
+          <w:sz w:val="16"/>
+          <w:szCs w:val="16"/>
+          <w:shd w:val="clear" w:fill="FFFFFF"/>
+        </w:rPr>
+        <w:t>　　第十七条 本合同在履行中发生争议，由甲、乙双方协商解决。协商不成时，甲、乙双方可向人民法院。</w:t>
+      </w:r>
+    </w:p>
+    <w:p>
+      <w:pPr>
+        <w:pStyle w:val="2"/>
+        <w:keepNext w:val="0"/>
+        <w:keepLines w:val="0"/>
+        <w:widowControl/>
+        <w:suppressLineNumbers w:val="0"/>
+        <w:shd w:val="clear" w:fill="FFFFFF"/>
+        <w:spacing w:before="120" w:beforeAutospacing="0" w:line="302" w:lineRule="atLeast"/>
+        <w:ind w:left="0" w:firstLine="0"/>
+        <w:rPr>
+          <w:rFonts w:hint="eastAsia" w:ascii="宋体" w:hAnsi="宋体" w:eastAsia="宋体" w:cs="宋体"/>
+          <w:i w:val="0"/>
+          <w:iCs w:val="0"/>
+          <w:caps w:val="0"/>
+          <w:color w:val="000000"/>
+          <w:spacing w:val="0"/>
+          <w:sz w:val="16"/>
+          <w:szCs w:val="16"/>
+        </w:rPr>
+      </w:pPr>
+      <w:r>
+        <w:rPr>
+          <w:rFonts w:hint="eastAsia" w:ascii="宋体" w:hAnsi="宋体" w:eastAsia="宋体" w:cs="宋体"/>
+          <w:i w:val="0"/>
+          <w:iCs w:val="0"/>
+          <w:caps w:val="0"/>
+          <w:color w:val="000000"/>
+          <w:spacing w:val="0"/>
+          <w:sz w:val="16"/>
+          <w:szCs w:val="16"/>
+          <w:shd w:val="clear" w:fill="FFFFFF"/>
+        </w:rPr>
+        <w:t>　　第十八条 本合同自甲、乙双方签字之日起生效，一式两份，甲、乙双方各执一份，具有同等效力。</w:t>
+      </w:r>
+    </w:p>
+    <w:p>
+      <w:pPr>
+        <w:pStyle w:val="2"/>
+        <w:keepNext w:val="0"/>
+        <w:keepLines w:val="0"/>
+        <w:widowControl/>
+        <w:suppressLineNumbers w:val="0"/>
+        <w:shd w:val="clear" w:fill="FFFFFF"/>
+        <w:spacing w:before="120" w:beforeAutospacing="0" w:line="302" w:lineRule="atLeast"/>
+        <w:ind w:left="0" w:firstLine="0"/>
+        <w:rPr>
+          <w:rFonts w:hint="eastAsia" w:ascii="宋体" w:hAnsi="宋体" w:eastAsia="宋体" w:cs="宋体"/>
+          <w:i w:val="0"/>
+          <w:iCs w:val="0"/>
+          <w:caps w:val="0"/>
+          <w:color w:val="000000"/>
+          <w:spacing w:val="0"/>
+          <w:sz w:val="16"/>
+          <w:szCs w:val="16"/>
+        </w:rPr>
+      </w:pPr>
+      <w:r>
+        <w:rPr>
+          <w:rFonts w:hint="eastAsia" w:ascii="宋体" w:hAnsi="宋体" w:eastAsia="宋体" w:cs="宋体"/>
+          <w:i w:val="0"/>
+          <w:iCs w:val="0"/>
+          <w:caps w:val="0"/>
+          <w:color w:val="000000"/>
+          <w:spacing w:val="0"/>
+          <w:sz w:val="16"/>
+          <w:szCs w:val="16"/>
+          <w:shd w:val="clear" w:fill="FFFFFF"/>
+        </w:rPr>
+        <w:t>　　甲方(签章)：_____ 乙方(签章)：_____</w:t>
+      </w:r>
+    </w:p>
+    <w:p>
+      <w:pPr>
+        <w:pStyle w:val="2"/>
+        <w:keepNext w:val="0"/>
+        <w:keepLines w:val="0"/>
+        <w:widowControl/>
+        <w:suppressLineNumbers w:val="0"/>
+        <w:shd w:val="clear" w:fill="FFFFFF"/>
+        <w:spacing w:before="120" w:beforeAutospacing="0" w:line="302" w:lineRule="atLeast"/>
+        <w:ind w:left="0" w:firstLine="0"/>
+        <w:rPr>
+          <w:rFonts w:hint="eastAsia" w:ascii="宋体" w:hAnsi="宋体" w:eastAsia="宋体" w:cs="宋体"/>
+          <w:i w:val="0"/>
+          <w:iCs w:val="0"/>
+          <w:caps w:val="0"/>
+          <w:color w:val="000000"/>
+          <w:spacing w:val="0"/>
+          <w:sz w:val="16"/>
+          <w:szCs w:val="16"/>
+        </w:rPr>
+      </w:pPr>
+      <w:r>
+        <w:rPr>
+          <w:rFonts w:hint="eastAsia" w:ascii="宋体" w:hAnsi="宋体" w:eastAsia="宋体" w:cs="宋体"/>
+          <w:i w:val="0"/>
+          <w:iCs w:val="0"/>
+          <w:caps w:val="0"/>
+          <w:color w:val="000000"/>
+          <w:spacing w:val="0"/>
+          <w:sz w:val="16"/>
+          <w:szCs w:val="16"/>
+          <w:shd w:val="clear" w:fill="FFFFFF"/>
+        </w:rPr>
+        <w:t>　　电话： 电话：</w:t>
+      </w:r>
     </w:p>
     <w:p>
       <w:pPr>
